--- a/circa_2col.docx
+++ b/circa_2col.docx
@@ -3593,13 +3593,6 @@
           <w:sz w:val="2"/>
           <w:szCs w:val="2"/>
         </w:rPr>
-        <w:sectPr>
-          <w:type w:val="continuous"/>
-          <w:pgSz w:h="15840" w:w="12240"/>
-          <w:pgMar w:bottom="1080" w:footer="720" w:gutter="0" w:header="720" w:left="1080" w:right="1080" w:top="1080"/>
-          <w:cols w:num="1" w:space="288"/>
-          <w:docGrid w:linePitch="360"/>
-        </w:sectPr>
       </w:pPr>
     </w:p>
     <w:p>
@@ -3610,6 +3603,13 @@
         <w:keepNext/>
         <w:keepLines/>
         <w:widowControl w:val="1"/>
+        <w:sectPr>
+          <w:type w:val="continuous"/>
+          <w:pgSz w:h="15840" w:w="12240"/>
+          <w:pgMar w:bottom="1080" w:footer="720" w:gutter="0" w:header="720" w:left="1080" w:right="1080" w:top="1080"/>
+          <w:cols w:num="1" w:space="288"/>
+          <w:docGrid w:linePitch="360"/>
+        </w:sectPr>
       </w:pPr>
       <w:r>
         <w:rPr>
@@ -5057,13 +5057,6 @@
           <w:sz w:val="2"/>
           <w:szCs w:val="2"/>
         </w:rPr>
-        <w:sectPr>
-          <w:type w:val="continuous"/>
-          <w:pgSz w:h="15840" w:w="12240"/>
-          <w:pgMar w:bottom="1080" w:footer="720" w:gutter="0" w:header="720" w:left="1080" w:right="1080" w:top="1080"/>
-          <w:cols w:num="1" w:space="288"/>
-          <w:docGrid w:linePitch="360"/>
-        </w:sectPr>
       </w:pPr>
     </w:p>
     <w:p>
@@ -5074,6 +5067,13 @@
         <w:keepNext/>
         <w:keepLines/>
         <w:widowControl w:val="1"/>
+        <w:sectPr>
+          <w:type w:val="continuous"/>
+          <w:pgSz w:h="15840" w:w="12240"/>
+          <w:pgMar w:bottom="1080" w:footer="720" w:gutter="0" w:header="720" w:left="1080" w:right="1080" w:top="1080"/>
+          <w:cols w:num="1" w:space="288"/>
+          <w:docGrid w:linePitch="360"/>
+        </w:sectPr>
       </w:pPr>
       <w:r>
         <w:rPr>
@@ -6332,13 +6332,6 @@
           <w:sz w:val="2"/>
           <w:szCs w:val="2"/>
         </w:rPr>
-        <w:sectPr>
-          <w:type w:val="continuous"/>
-          <w:pgSz w:h="15840" w:w="12240"/>
-          <w:pgMar w:bottom="1080" w:footer="720" w:gutter="0" w:header="720" w:left="1080" w:right="1080" w:top="1080"/>
-          <w:cols w:num="1" w:space="288"/>
-          <w:docGrid w:linePitch="360"/>
-        </w:sectPr>
       </w:pPr>
     </w:p>
     <w:p>
@@ -6349,6 +6342,13 @@
         <w:keepNext/>
         <w:keepLines/>
         <w:widowControl w:val="1"/>
+        <w:sectPr>
+          <w:type w:val="continuous"/>
+          <w:pgSz w:h="15840" w:w="12240"/>
+          <w:pgMar w:bottom="1080" w:footer="720" w:gutter="0" w:header="720" w:left="1080" w:right="1080" w:top="1080"/>
+          <w:cols w:num="1" w:space="288"/>
+          <w:docGrid w:linePitch="360"/>
+        </w:sectPr>
       </w:pPr>
       <w:r>
         <w:rPr>
@@ -7094,13 +7094,6 @@
           <w:sz w:val="2"/>
           <w:szCs w:val="2"/>
         </w:rPr>
-        <w:sectPr>
-          <w:type w:val="continuous"/>
-          <w:pgSz w:h="15840" w:w="12240"/>
-          <w:pgMar w:bottom="1080" w:footer="720" w:gutter="0" w:header="720" w:left="1080" w:right="1080" w:top="1080"/>
-          <w:cols w:num="1" w:space="288"/>
-          <w:docGrid w:linePitch="360"/>
-        </w:sectPr>
       </w:pPr>
     </w:p>
     <w:p>
@@ -7111,6 +7104,13 @@
         <w:keepNext/>
         <w:keepLines/>
         <w:widowControl w:val="1"/>
+        <w:sectPr>
+          <w:type w:val="continuous"/>
+          <w:pgSz w:h="15840" w:w="12240"/>
+          <w:pgMar w:bottom="1080" w:footer="720" w:gutter="0" w:header="720" w:left="1080" w:right="1080" w:top="1080"/>
+          <w:cols w:num="1" w:space="288"/>
+          <w:docGrid w:linePitch="360"/>
+        </w:sectPr>
       </w:pPr>
       <w:r>
         <w:rPr>
@@ -8467,13 +8467,6 @@
           <w:sz w:val="2"/>
           <w:szCs w:val="2"/>
         </w:rPr>
-        <w:sectPr>
-          <w:type w:val="continuous"/>
-          <w:pgSz w:h="15840" w:w="12240"/>
-          <w:pgMar w:bottom="1080" w:footer="720" w:gutter="0" w:header="720" w:left="1080" w:right="1080" w:top="1080"/>
-          <w:cols w:num="1" w:space="288"/>
-          <w:docGrid w:linePitch="360"/>
-        </w:sectPr>
       </w:pPr>
     </w:p>
     <w:p>
@@ -8484,6 +8477,13 @@
         <w:keepNext/>
         <w:keepLines/>
         <w:widowControl w:val="1"/>
+        <w:sectPr>
+          <w:type w:val="continuous"/>
+          <w:pgSz w:h="15840" w:w="12240"/>
+          <w:pgMar w:bottom="1080" w:footer="720" w:gutter="0" w:header="720" w:left="1080" w:right="1080" w:top="1080"/>
+          <w:cols w:num="1" w:space="288"/>
+          <w:docGrid w:linePitch="360"/>
+        </w:sectPr>
       </w:pPr>
       <w:r>
         <w:rPr>
@@ -10628,13 +10628,6 @@
           <w:sz w:val="2"/>
           <w:szCs w:val="2"/>
         </w:rPr>
-        <w:sectPr>
-          <w:type w:val="continuous"/>
-          <w:pgSz w:h="15840" w:w="12240"/>
-          <w:pgMar w:bottom="1080" w:footer="720" w:gutter="0" w:header="720" w:left="1080" w:right="1080" w:top="1080"/>
-          <w:cols w:num="1" w:space="288"/>
-          <w:docGrid w:linePitch="360"/>
-        </w:sectPr>
       </w:pPr>
     </w:p>
     <w:p>
@@ -10645,6 +10638,13 @@
         <w:keepNext/>
         <w:keepLines/>
         <w:widowControl w:val="1"/>
+        <w:sectPr>
+          <w:type w:val="continuous"/>
+          <w:pgSz w:h="15840" w:w="12240"/>
+          <w:pgMar w:bottom="1080" w:footer="720" w:gutter="0" w:header="720" w:left="1080" w:right="1080" w:top="1080"/>
+          <w:cols w:num="1" w:space="288"/>
+          <w:docGrid w:linePitch="360"/>
+        </w:sectPr>
       </w:pPr>
       <w:r>
         <w:rPr>
@@ -10728,7 +10728,7 @@
       <w:r>
         <w:drawing>
           <wp:inline>
-            <wp:extent cx="4654709" cy="2086118"/>
+            <wp:extent cx="2880360" cy="1290901"/>
             <wp:effectExtent b="0" l="0" r="0" t="0"/>
             <wp:docPr descr="" title="" id="21" name="Picture"/>
             <a:graphic>
@@ -10749,7 +10749,7 @@
                   <pic:spPr bwMode="auto">
                     <a:xfrm>
                       <a:off x="0" y="0"/>
-                      <a:ext cx="4654709" cy="2086118"/>
+                      <a:ext cx="2880360" cy="1290901"/>
                     </a:xfrm>
                     <a:prstGeom prst="rect">
                       <a:avLst/>
@@ -13247,13 +13247,6 @@
           <w:sz w:val="2"/>
           <w:szCs w:val="2"/>
         </w:rPr>
-        <w:sectPr>
-          <w:type w:val="continuous"/>
-          <w:pgSz w:h="15840" w:w="12240"/>
-          <w:pgMar w:bottom="1080" w:footer="720" w:gutter="0" w:header="720" w:left="1080" w:right="1080" w:top="1080"/>
-          <w:cols w:num="1" w:space="288"/>
-          <w:docGrid w:linePitch="360"/>
-        </w:sectPr>
       </w:pPr>
     </w:p>
     <w:p>
@@ -13264,6 +13257,13 @@
         <w:keepNext/>
         <w:keepLines/>
         <w:widowControl w:val="1"/>
+        <w:sectPr>
+          <w:type w:val="continuous"/>
+          <w:pgSz w:h="15840" w:w="12240"/>
+          <w:pgMar w:bottom="1080" w:footer="720" w:gutter="0" w:header="720" w:left="1080" w:right="1080" w:top="1080"/>
+          <w:cols w:num="1" w:space="288"/>
+          <w:docGrid w:linePitch="360"/>
+        </w:sectPr>
       </w:pPr>
       <w:r>
         <w:rPr>
@@ -14711,13 +14711,6 @@
           <w:sz w:val="2"/>
           <w:szCs w:val="2"/>
         </w:rPr>
-        <w:sectPr>
-          <w:type w:val="continuous"/>
-          <w:pgSz w:h="15840" w:w="12240"/>
-          <w:pgMar w:bottom="1080" w:footer="720" w:gutter="0" w:header="720" w:left="1080" w:right="1080" w:top="1080"/>
-          <w:cols w:num="1" w:space="288"/>
-          <w:docGrid w:linePitch="360"/>
-        </w:sectPr>
       </w:pPr>
     </w:p>
     <w:p>
@@ -14728,6 +14721,13 @@
         <w:keepNext/>
         <w:keepLines/>
         <w:widowControl w:val="1"/>
+        <w:sectPr>
+          <w:type w:val="continuous"/>
+          <w:pgSz w:h="15840" w:w="12240"/>
+          <w:pgMar w:bottom="1080" w:footer="720" w:gutter="0" w:header="720" w:left="1080" w:right="1080" w:top="1080"/>
+          <w:cols w:num="1" w:space="288"/>
+          <w:docGrid w:linePitch="360"/>
+        </w:sectPr>
       </w:pPr>
       <w:r>
         <w:rPr>
@@ -16115,13 +16115,6 @@
           <w:sz w:val="2"/>
           <w:szCs w:val="2"/>
         </w:rPr>
-        <w:sectPr>
-          <w:type w:val="continuous"/>
-          <w:pgSz w:h="15840" w:w="12240"/>
-          <w:pgMar w:bottom="1080" w:footer="720" w:gutter="0" w:header="720" w:left="1080" w:right="1080" w:top="1080"/>
-          <w:cols w:num="1" w:space="288"/>
-          <w:docGrid w:linePitch="360"/>
-        </w:sectPr>
       </w:pPr>
     </w:p>
     <w:p>
@@ -16132,6 +16125,13 @@
         <w:keepNext/>
         <w:keepLines/>
         <w:widowControl w:val="1"/>
+        <w:sectPr>
+          <w:type w:val="continuous"/>
+          <w:pgSz w:h="15840" w:w="12240"/>
+          <w:pgMar w:bottom="1080" w:footer="720" w:gutter="0" w:header="720" w:left="1080" w:right="1080" w:top="1080"/>
+          <w:cols w:num="1" w:space="288"/>
+          <w:docGrid w:linePitch="360"/>
+        </w:sectPr>
       </w:pPr>
       <w:r>
         <w:rPr>
@@ -17528,13 +17528,6 @@
           <w:sz w:val="2"/>
           <w:szCs w:val="2"/>
         </w:rPr>
-        <w:sectPr>
-          <w:type w:val="continuous"/>
-          <w:pgSz w:h="15840" w:w="12240"/>
-          <w:pgMar w:bottom="1080" w:footer="720" w:gutter="0" w:header="720" w:left="1080" w:right="1080" w:top="1080"/>
-          <w:cols w:num="1" w:space="288"/>
-          <w:docGrid w:linePitch="360"/>
-        </w:sectPr>
       </w:pPr>
     </w:p>
     <w:p>
@@ -17545,6 +17538,13 @@
         <w:keepNext/>
         <w:keepLines/>
         <w:widowControl w:val="1"/>
+        <w:sectPr>
+          <w:type w:val="continuous"/>
+          <w:pgSz w:h="15840" w:w="12240"/>
+          <w:pgMar w:bottom="1080" w:footer="720" w:gutter="0" w:header="720" w:left="1080" w:right="1080" w:top="1080"/>
+          <w:cols w:num="1" w:space="288"/>
+          <w:docGrid w:linePitch="360"/>
+        </w:sectPr>
       </w:pPr>
       <w:r>
         <w:rPr>
@@ -18609,13 +18609,6 @@
           <w:sz w:val="2"/>
           <w:szCs w:val="2"/>
         </w:rPr>
-        <w:sectPr>
-          <w:type w:val="continuous"/>
-          <w:pgSz w:h="15840" w:w="12240"/>
-          <w:pgMar w:bottom="1080" w:footer="720" w:gutter="0" w:header="720" w:left="1080" w:right="1080" w:top="1080"/>
-          <w:cols w:num="1" w:space="288"/>
-          <w:docGrid w:linePitch="360"/>
-        </w:sectPr>
       </w:pPr>
     </w:p>
     <w:p>
@@ -18626,6 +18619,13 @@
         <w:keepNext/>
         <w:keepLines/>
         <w:widowControl w:val="1"/>
+        <w:sectPr>
+          <w:type w:val="continuous"/>
+          <w:pgSz w:h="15840" w:w="12240"/>
+          <w:pgMar w:bottom="1080" w:footer="720" w:gutter="0" w:header="720" w:left="1080" w:right="1080" w:top="1080"/>
+          <w:cols w:num="1" w:space="288"/>
+          <w:docGrid w:linePitch="360"/>
+        </w:sectPr>
       </w:pPr>
       <w:r>
         <w:rPr>
@@ -19858,13 +19858,6 @@
           <w:sz w:val="2"/>
           <w:szCs w:val="2"/>
         </w:rPr>
-        <w:sectPr>
-          <w:type w:val="continuous"/>
-          <w:pgSz w:h="15840" w:w="12240"/>
-          <w:pgMar w:bottom="1080" w:footer="720" w:gutter="0" w:header="720" w:left="1080" w:right="1080" w:top="1080"/>
-          <w:cols w:num="1" w:space="288"/>
-          <w:docGrid w:linePitch="360"/>
-        </w:sectPr>
       </w:pPr>
     </w:p>
     <w:p>
@@ -19875,6 +19868,13 @@
         <w:keepNext/>
         <w:keepLines/>
         <w:widowControl w:val="1"/>
+        <w:sectPr>
+          <w:type w:val="continuous"/>
+          <w:pgSz w:h="15840" w:w="12240"/>
+          <w:pgMar w:bottom="1080" w:footer="720" w:gutter="0" w:header="720" w:left="1080" w:right="1080" w:top="1080"/>
+          <w:cols w:num="1" w:space="288"/>
+          <w:docGrid w:linePitch="360"/>
+        </w:sectPr>
       </w:pPr>
       <w:r>
         <w:rPr>
@@ -20946,13 +20946,6 @@
           <w:sz w:val="2"/>
           <w:szCs w:val="2"/>
         </w:rPr>
-        <w:sectPr>
-          <w:type w:val="continuous"/>
-          <w:pgSz w:h="15840" w:w="12240"/>
-          <w:pgMar w:bottom="1080" w:footer="720" w:gutter="0" w:header="720" w:left="1080" w:right="1080" w:top="1080"/>
-          <w:cols w:num="1" w:space="288"/>
-          <w:docGrid w:linePitch="360"/>
-        </w:sectPr>
       </w:pPr>
     </w:p>
     <w:p>
@@ -20963,6 +20956,13 @@
         <w:keepNext/>
         <w:keepLines/>
         <w:widowControl w:val="1"/>
+        <w:sectPr>
+          <w:type w:val="continuous"/>
+          <w:pgSz w:h="15840" w:w="12240"/>
+          <w:pgMar w:bottom="1080" w:footer="720" w:gutter="0" w:header="720" w:left="1080" w:right="1080" w:top="1080"/>
+          <w:cols w:num="1" w:space="288"/>
+          <w:docGrid w:linePitch="360"/>
+        </w:sectPr>
       </w:pPr>
       <w:r>
         <w:rPr>
@@ -21794,13 +21794,6 @@
           <w:sz w:val="2"/>
           <w:szCs w:val="2"/>
         </w:rPr>
-        <w:sectPr>
-          <w:type w:val="continuous"/>
-          <w:pgSz w:h="15840" w:w="12240"/>
-          <w:pgMar w:bottom="1080" w:footer="720" w:gutter="0" w:header="720" w:left="1080" w:right="1080" w:top="1080"/>
-          <w:cols w:num="1" w:space="288"/>
-          <w:docGrid w:linePitch="360"/>
-        </w:sectPr>
       </w:pPr>
     </w:p>
     <w:p>
@@ -21811,6 +21804,13 @@
         <w:keepNext/>
         <w:keepLines/>
         <w:widowControl w:val="1"/>
+        <w:sectPr>
+          <w:type w:val="continuous"/>
+          <w:pgSz w:h="15840" w:w="12240"/>
+          <w:pgMar w:bottom="1080" w:footer="720" w:gutter="0" w:header="720" w:left="1080" w:right="1080" w:top="1080"/>
+          <w:cols w:num="1" w:space="288"/>
+          <w:docGrid w:linePitch="360"/>
+        </w:sectPr>
       </w:pPr>
       <w:r>
         <w:rPr>
@@ -23256,13 +23256,6 @@
           <w:sz w:val="2"/>
           <w:szCs w:val="2"/>
         </w:rPr>
-        <w:sectPr>
-          <w:type w:val="continuous"/>
-          <w:pgSz w:h="15840" w:w="12240"/>
-          <w:pgMar w:bottom="1080" w:footer="720" w:gutter="0" w:header="720" w:left="1080" w:right="1080" w:top="1080"/>
-          <w:cols w:num="1" w:space="288"/>
-          <w:docGrid w:linePitch="360"/>
-        </w:sectPr>
       </w:pPr>
     </w:p>
     <w:p>
@@ -23273,6 +23266,13 @@
         <w:keepNext/>
         <w:keepLines/>
         <w:widowControl w:val="1"/>
+        <w:sectPr>
+          <w:type w:val="continuous"/>
+          <w:pgSz w:h="15840" w:w="12240"/>
+          <w:pgMar w:bottom="1080" w:footer="720" w:gutter="0" w:header="720" w:left="1080" w:right="1080" w:top="1080"/>
+          <w:cols w:num="1" w:space="288"/>
+          <w:docGrid w:linePitch="360"/>
+        </w:sectPr>
       </w:pPr>
       <w:r>
         <w:rPr>
@@ -25840,13 +25840,6 @@
           <w:sz w:val="2"/>
           <w:szCs w:val="2"/>
         </w:rPr>
-        <w:sectPr>
-          <w:type w:val="continuous"/>
-          <w:pgSz w:h="15840" w:w="12240"/>
-          <w:pgMar w:bottom="1080" w:footer="720" w:gutter="0" w:header="720" w:left="1080" w:right="1080" w:top="1080"/>
-          <w:cols w:num="1" w:space="288"/>
-          <w:docGrid w:linePitch="360"/>
-        </w:sectPr>
       </w:pPr>
     </w:p>
     <w:p>
@@ -25857,6 +25850,13 @@
         <w:keepNext/>
         <w:keepLines/>
         <w:widowControl w:val="1"/>
+        <w:sectPr>
+          <w:type w:val="continuous"/>
+          <w:pgSz w:h="15840" w:w="12240"/>
+          <w:pgMar w:bottom="1080" w:footer="720" w:gutter="0" w:header="720" w:left="1080" w:right="1080" w:top="1080"/>
+          <w:cols w:num="1" w:space="288"/>
+          <w:docGrid w:linePitch="360"/>
+        </w:sectPr>
       </w:pPr>
       <w:r>
         <w:rPr>
@@ -26688,13 +26688,6 @@
           <w:sz w:val="2"/>
           <w:szCs w:val="2"/>
         </w:rPr>
-        <w:sectPr>
-          <w:type w:val="continuous"/>
-          <w:pgSz w:h="15840" w:w="12240"/>
-          <w:pgMar w:bottom="1080" w:footer="720" w:gutter="0" w:header="720" w:left="1080" w:right="1080" w:top="1080"/>
-          <w:cols w:num="1" w:space="288"/>
-          <w:docGrid w:linePitch="360"/>
-        </w:sectPr>
       </w:pPr>
     </w:p>
     <w:p>
@@ -26705,6 +26698,13 @@
         <w:keepNext/>
         <w:keepLines/>
         <w:widowControl w:val="1"/>
+        <w:sectPr>
+          <w:type w:val="continuous"/>
+          <w:pgSz w:h="15840" w:w="12240"/>
+          <w:pgMar w:bottom="1080" w:footer="720" w:gutter="0" w:header="720" w:left="1080" w:right="1080" w:top="1080"/>
+          <w:cols w:num="1" w:space="288"/>
+          <w:docGrid w:linePitch="360"/>
+        </w:sectPr>
       </w:pPr>
       <w:r>
         <w:rPr>
@@ -27788,7 +27788,7 @@
       <w:b/>
       <w:bCs/>
       <w:i w:val="0"/>
-      <w:color w:themeColor="accent1" w:themeShade="BF" w:val="365F91"/>
+      <w:color w:val="000000"/>
       <w:sz w:val="24"/>
       <w:szCs w:val="28"/>
     </w:rPr>
@@ -27813,7 +27813,7 @@
       <w:b/>
       <w:bCs/>
       <w:i w:val="0"/>
-      <w:color w:themeColor="accent1" w:val="4F81BD"/>
+      <w:color w:val="000000"/>
       <w:sz w:val="22"/>
       <w:szCs w:val="26"/>
     </w:rPr>
@@ -27838,7 +27838,7 @@
       <w:b/>
       <w:bCs/>
       <w:i w:val="0"/>
-      <w:color w:themeColor="accent1" w:val="4F81BD"/>
+      <w:color w:val="000000"/>
       <w:sz w:val="20"/>
     </w:rPr>
   </w:style>
@@ -27864,7 +27864,7 @@
       <w:bCs/>
       <w:i/>
       <w:iCs/>
-      <w:color w:themeColor="accent1" w:val="4F81BD"/>
+      <w:color w:val="000000"/>
     </w:rPr>
   </w:style>
   <w:style w:styleId="Heading5" w:type="paragraph">
@@ -28082,7 +28082,7 @@
       <w:rFonts w:ascii="Times New Roman" w:asciiTheme="majorHAnsi" w:cstheme="majorBidi" w:eastAsiaTheme="majorEastAsia" w:hAnsi="Times New Roman" w:hAnsiTheme="majorHAnsi"/>
       <w:b/>
       <w:i w:val="0"/>
-      <w:color w:themeColor="text2" w:themeShade="BF" w:val="17365D"/>
+      <w:color w:val="000000"/>
       <w:spacing w:val="5"/>
       <w:kern w:val="28"/>
       <w:sz w:val="34"/>
@@ -28125,7 +28125,7 @@
       <w:b w:val="0"/>
       <w:i w:val="0"/>
       <w:iCs/>
-      <w:color w:themeColor="accent1" w:val="4F81BD"/>
+      <w:color w:val="000000"/>
       <w:spacing w:val="15"/>
       <w:sz w:val="22"/>
       <w:szCs w:val="24"/>

--- a/circa_2col.docx
+++ b/circa_2col.docx
@@ -3,6 +3,11 @@
 <w:document xmlns:w="http://schemas.openxmlformats.org/wordprocessingml/2006/main" xmlns:m="http://schemas.openxmlformats.org/officeDocument/2006/math" xmlns:r="http://schemas.openxmlformats.org/officeDocument/2006/relationships" xmlns:o="urn:schemas-microsoft-com:office:office" xmlns:v="urn:schemas-microsoft-com:vml" xmlns:w10="urn:schemas-microsoft-com:office:word" xmlns:a="http://schemas.openxmlformats.org/drawingml/2006/main" xmlns:pic="http://schemas.openxmlformats.org/drawingml/2006/picture" xmlns:wp="http://schemas.openxmlformats.org/drawingml/2006/wordprocessingDrawing">
   <w:body>
     <w:bookmarkStart w:id="55" w:name="Xca456586ba90ede7a642fbb2e19b9d4ece9f0aa"/>
+    <w:p>
+      <w:pPr>
+        <w:spacing w:line="200" w:lineRule="exact" w:before="0" w:after="0"/>
+      </w:pPr>
+    </w:p>
     <w:p>
       <w:pPr>
         <w:pStyle w:val="Title"/>
@@ -261,6 +266,7 @@
     <w:p>
       <w:pPr>
         <w:pStyle w:val="Keywords"/>
+        <w:spacing w:before="120"/>
         <w:jc w:val="both"/>
         <w:keepNext w:val="0"/>
         <w:keepLines w:val="0"/>
@@ -1275,6 +1281,11 @@
         </w:sectPr>
       </w:pPr>
     </w:p>
+    <w:p>
+      <w:pPr>
+        <w:spacing w:line="200" w:lineRule="exact" w:before="0" w:after="0"/>
+      </w:pPr>
+    </w:p>
     <w:tbl>
       <w:tblPr>
         <w:tblStyle w:val="Table"/>
@@ -3598,7 +3609,7 @@
     <w:p>
       <w:pPr>
         <w:pStyle w:val="TableCaption"/>
-        <w:spacing w:before="240" w:after="60" w:line="240" w:lineRule="auto"/>
+        <w:spacing w:before="40" w:after="40" w:line="240" w:lineRule="auto"/>
         <w:jc w:val="center"/>
         <w:keepNext/>
         <w:keepLines/>
@@ -3780,6 +3791,11 @@
           <w:cols w:num="2" w:space="288" w:equalWidth="1"/>
           <w:docGrid w:linePitch="360"/>
         </w:sectPr>
+      </w:pPr>
+    </w:p>
+    <w:p>
+      <w:pPr>
+        <w:spacing w:line="200" w:lineRule="exact" w:before="0" w:after="0"/>
       </w:pPr>
     </w:p>
     <w:tbl>
@@ -5062,7 +5078,7 @@
     <w:p>
       <w:pPr>
         <w:pStyle w:val="TableCaption"/>
-        <w:spacing w:before="240" w:after="60" w:line="240" w:lineRule="auto"/>
+        <w:spacing w:before="40" w:after="40" w:line="240" w:lineRule="auto"/>
         <w:jc w:val="center"/>
         <w:keepNext/>
         <w:keepLines/>
@@ -5215,6 +5231,11 @@
           <w:cols w:num="2" w:space="288" w:equalWidth="1"/>
           <w:docGrid w:linePitch="360"/>
         </w:sectPr>
+      </w:pPr>
+    </w:p>
+    <w:p>
+      <w:pPr>
+        <w:spacing w:line="200" w:lineRule="exact" w:before="0" w:after="0"/>
       </w:pPr>
     </w:p>
     <w:tbl>
@@ -6337,7 +6358,7 @@
     <w:p>
       <w:pPr>
         <w:pStyle w:val="TableCaption"/>
-        <w:spacing w:before="240" w:after="60" w:line="240" w:lineRule="auto"/>
+        <w:spacing w:before="40" w:after="40" w:line="240" w:lineRule="auto"/>
         <w:jc w:val="center"/>
         <w:keepNext/>
         <w:keepLines/>
@@ -6450,6 +6471,11 @@
         </w:sectPr>
       </w:pPr>
     </w:p>
+    <w:p>
+      <w:pPr>
+        <w:spacing w:line="200" w:lineRule="exact" w:before="0" w:after="0"/>
+      </w:pPr>
+    </w:p>
     <w:tbl>
       <w:tblPr>
         <w:tblStyle w:val="Table"/>
@@ -7099,7 +7125,7 @@
     <w:p>
       <w:pPr>
         <w:pStyle w:val="TableCaption"/>
-        <w:spacing w:before="240" w:after="60" w:line="240" w:lineRule="auto"/>
+        <w:spacing w:before="40" w:after="40" w:line="240" w:lineRule="auto"/>
         <w:jc w:val="center"/>
         <w:keepNext/>
         <w:keepLines/>
@@ -7233,6 +7259,11 @@
           <w:cols w:num="2" w:space="288" w:equalWidth="1"/>
           <w:docGrid w:linePitch="360"/>
         </w:sectPr>
+      </w:pPr>
+    </w:p>
+    <w:p>
+      <w:pPr>
+        <w:spacing w:line="200" w:lineRule="exact" w:before="0" w:after="0"/>
       </w:pPr>
     </w:p>
     <w:tbl>
@@ -8472,7 +8503,7 @@
     <w:p>
       <w:pPr>
         <w:pStyle w:val="TableCaption"/>
-        <w:spacing w:before="240" w:after="60" w:line="240" w:lineRule="auto"/>
+        <w:spacing w:before="40" w:after="40" w:line="240" w:lineRule="auto"/>
         <w:jc w:val="center"/>
         <w:keepNext/>
         <w:keepLines/>
@@ -8698,6 +8729,11 @@
           <w:cols w:num="2" w:space="288" w:equalWidth="1"/>
           <w:docGrid w:linePitch="360"/>
         </w:sectPr>
+      </w:pPr>
+    </w:p>
+    <w:p>
+      <w:pPr>
+        <w:spacing w:line="200" w:lineRule="exact" w:before="0" w:after="0"/>
       </w:pPr>
     </w:p>
     <w:tbl>
@@ -8926,6 +8962,11 @@
         </w:sectPr>
       </w:pPr>
     </w:p>
+    <w:p>
+      <w:pPr>
+        <w:spacing w:line="200" w:lineRule="exact" w:before="0" w:after="0"/>
+      </w:pPr>
+    </w:p>
     <w:tbl>
       <w:tblPr>
         <w:tblStyle w:val="Table"/>
@@ -10633,7 +10674,7 @@
     <w:p>
       <w:pPr>
         <w:pStyle w:val="TableCaption"/>
-        <w:spacing w:before="240" w:after="60" w:line="240" w:lineRule="auto"/>
+        <w:spacing w:before="40" w:after="40" w:line="240" w:lineRule="auto"/>
         <w:jc w:val="center"/>
         <w:keepNext/>
         <w:keepLines/>
@@ -10715,6 +10756,11 @@
           <w:cols w:num="2" w:space="288" w:equalWidth="1"/>
           <w:docGrid w:linePitch="360"/>
         </w:sectPr>
+      </w:pPr>
+    </w:p>
+    <w:p>
+      <w:pPr>
+        <w:spacing w:line="200" w:lineRule="exact" w:before="0" w:after="0"/>
       </w:pPr>
     </w:p>
     <w:p>
@@ -10771,7 +10817,7 @@
     <w:p>
       <w:pPr>
         <w:pStyle w:val="ImageCaption"/>
-        <w:spacing w:before="80" w:after="120" w:line="240" w:lineRule="auto"/>
+        <w:spacing w:before="40" w:after="40" w:line="240" w:lineRule="auto"/>
         <w:jc w:val="center"/>
         <w:keepNext w:val="0"/>
         <w:keepLines/>
@@ -10872,6 +10918,11 @@
           <w:cols w:num="2" w:space="288" w:equalWidth="1"/>
           <w:docGrid w:linePitch="360"/>
         </w:sectPr>
+      </w:pPr>
+    </w:p>
+    <w:p>
+      <w:pPr>
+        <w:spacing w:line="200" w:lineRule="exact" w:before="0" w:after="0"/>
       </w:pPr>
     </w:p>
     <w:p>
@@ -10928,7 +10979,7 @@
     <w:p>
       <w:pPr>
         <w:pStyle w:val="ImageCaption"/>
-        <w:spacing w:before="80" w:after="120" w:line="240" w:lineRule="auto"/>
+        <w:spacing w:before="40" w:after="40" w:line="240" w:lineRule="auto"/>
         <w:jc w:val="center"/>
         <w:keepNext w:val="0"/>
         <w:keepLines/>
@@ -11129,6 +11180,11 @@
         </w:sectPr>
       </w:pPr>
     </w:p>
+    <w:p>
+      <w:pPr>
+        <w:spacing w:line="200" w:lineRule="exact" w:before="0" w:after="0"/>
+      </w:pPr>
+    </w:p>
     <w:tbl>
       <w:tblPr>
         <w:tblStyle w:val="Table"/>
@@ -13252,7 +13308,7 @@
     <w:p>
       <w:pPr>
         <w:pStyle w:val="TableCaption"/>
-        <w:spacing w:before="240" w:after="60" w:line="240" w:lineRule="auto"/>
+        <w:spacing w:before="40" w:after="40" w:line="240" w:lineRule="auto"/>
         <w:jc w:val="center"/>
         <w:keepNext/>
         <w:keepLines/>
@@ -13597,6 +13653,11 @@
           <w:cols w:num="2" w:space="288" w:equalWidth="1"/>
           <w:docGrid w:linePitch="360"/>
         </w:sectPr>
+      </w:pPr>
+    </w:p>
+    <w:p>
+      <w:pPr>
+        <w:spacing w:line="200" w:lineRule="exact" w:before="0" w:after="0"/>
       </w:pPr>
     </w:p>
     <w:tbl>
@@ -14716,7 +14777,7 @@
     <w:p>
       <w:pPr>
         <w:pStyle w:val="TableCaption"/>
-        <w:spacing w:before="240" w:after="60" w:line="240" w:lineRule="auto"/>
+        <w:spacing w:before="40" w:after="40" w:line="240" w:lineRule="auto"/>
         <w:jc w:val="center"/>
         <w:keepNext/>
         <w:keepLines/>
@@ -14824,6 +14885,11 @@
           <w:cols w:num="2" w:space="288" w:equalWidth="1"/>
           <w:docGrid w:linePitch="360"/>
         </w:sectPr>
+      </w:pPr>
+    </w:p>
+    <w:p>
+      <w:pPr>
+        <w:spacing w:line="200" w:lineRule="exact" w:before="0" w:after="0"/>
       </w:pPr>
     </w:p>
     <w:tbl>
@@ -16120,7 +16186,7 @@
     <w:p>
       <w:pPr>
         <w:pStyle w:val="TableCaption"/>
-        <w:spacing w:before="240" w:after="60" w:line="240" w:lineRule="auto"/>
+        <w:spacing w:before="40" w:after="40" w:line="240" w:lineRule="auto"/>
         <w:jc w:val="center"/>
         <w:keepNext/>
         <w:keepLines/>
@@ -16237,6 +16303,11 @@
           <w:cols w:num="2" w:space="288" w:equalWidth="1"/>
           <w:docGrid w:linePitch="360"/>
         </w:sectPr>
+      </w:pPr>
+    </w:p>
+    <w:p>
+      <w:pPr>
+        <w:spacing w:line="200" w:lineRule="exact" w:before="0" w:after="0"/>
       </w:pPr>
     </w:p>
     <w:tbl>
@@ -17533,7 +17604,7 @@
     <w:p>
       <w:pPr>
         <w:pStyle w:val="TableCaption"/>
-        <w:spacing w:before="240" w:after="60" w:line="240" w:lineRule="auto"/>
+        <w:spacing w:before="40" w:after="40" w:line="240" w:lineRule="auto"/>
         <w:jc w:val="center"/>
         <w:keepNext/>
         <w:keepLines/>
@@ -17672,6 +17743,11 @@
           <w:cols w:num="2" w:space="288" w:equalWidth="1"/>
           <w:docGrid w:linePitch="360"/>
         </w:sectPr>
+      </w:pPr>
+    </w:p>
+    <w:p>
+      <w:pPr>
+        <w:spacing w:line="200" w:lineRule="exact" w:before="0" w:after="0"/>
       </w:pPr>
     </w:p>
     <w:tbl>
@@ -18614,7 +18690,7 @@
     <w:p>
       <w:pPr>
         <w:pStyle w:val="TableCaption"/>
-        <w:spacing w:before="240" w:after="60" w:line="240" w:lineRule="auto"/>
+        <w:spacing w:before="40" w:after="40" w:line="240" w:lineRule="auto"/>
         <w:jc w:val="center"/>
         <w:keepNext/>
         <w:keepLines/>
@@ -18744,6 +18820,11 @@
           <w:cols w:num="2" w:space="288" w:equalWidth="1"/>
           <w:docGrid w:linePitch="360"/>
         </w:sectPr>
+      </w:pPr>
+    </w:p>
+    <w:p>
+      <w:pPr>
+        <w:spacing w:line="200" w:lineRule="exact" w:before="0" w:after="0"/>
       </w:pPr>
     </w:p>
     <w:tbl>
@@ -19863,7 +19944,7 @@
     <w:p>
       <w:pPr>
         <w:pStyle w:val="TableCaption"/>
-        <w:spacing w:before="240" w:after="60" w:line="240" w:lineRule="auto"/>
+        <w:spacing w:before="40" w:after="40" w:line="240" w:lineRule="auto"/>
         <w:jc w:val="center"/>
         <w:keepNext/>
         <w:keepLines/>
@@ -19946,6 +20027,11 @@
           <w:cols w:num="2" w:space="288" w:equalWidth="1"/>
           <w:docGrid w:linePitch="360"/>
         </w:sectPr>
+      </w:pPr>
+    </w:p>
+    <w:p>
+      <w:pPr>
+        <w:spacing w:line="200" w:lineRule="exact" w:before="0" w:after="0"/>
       </w:pPr>
     </w:p>
     <w:tbl>
@@ -20951,7 +21037,7 @@
     <w:p>
       <w:pPr>
         <w:pStyle w:val="TableCaption"/>
-        <w:spacing w:before="240" w:after="60" w:line="240" w:lineRule="auto"/>
+        <w:spacing w:before="40" w:after="40" w:line="240" w:lineRule="auto"/>
         <w:jc w:val="center"/>
         <w:keepNext/>
         <w:keepLines/>
@@ -21034,6 +21120,11 @@
           <w:cols w:num="2" w:space="288" w:equalWidth="1"/>
           <w:docGrid w:linePitch="360"/>
         </w:sectPr>
+      </w:pPr>
+    </w:p>
+    <w:p>
+      <w:pPr>
+        <w:spacing w:line="200" w:lineRule="exact" w:before="0" w:after="0"/>
       </w:pPr>
     </w:p>
     <w:tbl>
@@ -21799,7 +21890,7 @@
     <w:p>
       <w:pPr>
         <w:pStyle w:val="TableCaption"/>
-        <w:spacing w:before="240" w:after="60" w:line="240" w:lineRule="auto"/>
+        <w:spacing w:before="40" w:after="40" w:line="240" w:lineRule="auto"/>
         <w:jc w:val="center"/>
         <w:keepNext/>
         <w:keepLines/>
@@ -22172,6 +22263,11 @@
           <w:cols w:num="2" w:space="288" w:equalWidth="1"/>
           <w:docGrid w:linePitch="360"/>
         </w:sectPr>
+      </w:pPr>
+    </w:p>
+    <w:p>
+      <w:pPr>
+        <w:spacing w:line="200" w:lineRule="exact" w:before="0" w:after="0"/>
       </w:pPr>
     </w:p>
     <w:tbl>
@@ -23261,7 +23357,7 @@
     <w:p>
       <w:pPr>
         <w:pStyle w:val="TableCaption"/>
-        <w:spacing w:before="240" w:after="60" w:line="240" w:lineRule="auto"/>
+        <w:spacing w:before="40" w:after="40" w:line="240" w:lineRule="auto"/>
         <w:jc w:val="center"/>
         <w:keepNext/>
         <w:keepLines/>
@@ -24549,6 +24645,11 @@
           <w:cols w:num="2" w:space="288" w:equalWidth="1"/>
           <w:docGrid w:linePitch="360"/>
         </w:sectPr>
+      </w:pPr>
+    </w:p>
+    <w:p>
+      <w:pPr>
+        <w:spacing w:line="200" w:lineRule="exact" w:before="0" w:after="0"/>
       </w:pPr>
     </w:p>
     <w:tbl>
@@ -25845,7 +25946,7 @@
     <w:p>
       <w:pPr>
         <w:pStyle w:val="TableCaption"/>
-        <w:spacing w:before="240" w:after="60" w:line="240" w:lineRule="auto"/>
+        <w:spacing w:before="40" w:after="40" w:line="240" w:lineRule="auto"/>
         <w:jc w:val="center"/>
         <w:keepNext/>
         <w:keepLines/>
@@ -25928,6 +26029,11 @@
           <w:cols w:num="2" w:space="288" w:equalWidth="1"/>
           <w:docGrid w:linePitch="360"/>
         </w:sectPr>
+      </w:pPr>
+    </w:p>
+    <w:p>
+      <w:pPr>
+        <w:spacing w:line="200" w:lineRule="exact" w:before="0" w:after="0"/>
       </w:pPr>
     </w:p>
     <w:tbl>
@@ -26693,7 +26799,7 @@
     <w:p>
       <w:pPr>
         <w:pStyle w:val="TableCaption"/>
-        <w:spacing w:before="240" w:after="60" w:line="240" w:lineRule="auto"/>
+        <w:spacing w:before="40" w:after="40" w:line="240" w:lineRule="auto"/>
         <w:jc w:val="center"/>
         <w:keepNext/>
         <w:keepLines/>
@@ -28533,7 +28639,7 @@
     <w:qFormat/>
     <w:rsid w:val="00FC693F"/>
     <w:pPr>
-      <w:spacing w:line="240" w:lineRule="auto"/>
+      <w:spacing w:line="240" w:lineRule="auto" w:before="40" w:after="40"/>
     </w:pPr>
     <w:rPr>
       <w:b/>
@@ -39497,7 +39603,7 @@
     <w:basedOn w:val="BodyText"/>
     <w:pPr>
       <w:keepNext w:val="0"/>
-      <w:spacing w:after="120" w:before="80" w:line="240" w:lineRule="auto"/>
+      <w:spacing w:after="40" w:before="40" w:line="240" w:lineRule="auto"/>
       <w:jc w:val="center"/>
     </w:pPr>
     <w:rPr>
@@ -39512,7 +39618,7 @@
     <w:basedOn w:val="BodyText"/>
     <w:pPr>
       <w:keepNext/>
-      <w:spacing w:after="60" w:before="240" w:line="240" w:lineRule="auto"/>
+      <w:spacing w:after="40" w:before="40" w:line="240" w:lineRule="auto"/>
       <w:jc w:val="center"/>
     </w:pPr>
     <w:rPr>
